--- a/story/The_Midnight_Confessor_Batch15.docx
+++ b/story/The_Midnight_Confessor_Batch15.docx
@@ -614,18 +614,37 @@
         <w:rPr/>
       </w:pPr>
       <w:r>
-        <w:rPr>
-          <w:b w:val="1"/>
-          <w:bCs w:val="1"/>
-          <w:rtl w:val="0"/>
-        </w:rPr>
-        <w:t xml:space="preserve">NARRATIVE: </w:t>
-      </w:r>
-      <w:r>
-        <w:rPr>
-          <w:rtl w:val="0"/>
-        </w:rPr>
-        <w:t xml:space="preserve">I looked at the contract. The methodical path had reached its painful end. I had sacrificed Sarah to win the war. Now I could save myself and secure the city's future or face the consequences alone.</w:t>
+        <w:t>NARRATIVE: I studied the contract. The methodical path had reached its painful end. I had sacrificed Sarah to win the war. Now I could save myself and secure the city's future or face the consequences alone.</w:t>
+      </w:r>
+    </w:p>
+    <w:p>
+      <w:r>
+        <w:t>My phone vibrated. Sarah. 'Jack, we have a problem. The FBI just got a warrant. They're moving in ten minutes. You need to decide now.'</w:t>
+      </w:r>
+    </w:p>
+    <w:p>
+      <w:r>
+        <w:t>I studied the evidence spread before me. The choice wasn't just about method. It was about survival. The system was closing in. Every second counted. I could hear sirens in the distance. Getting closer.</w:t>
+      </w:r>
+    </w:p>
+    <w:p>
+      <w:r>
+        <w:t>'They're five minutes out, Jack,' Sarah's voice was urgent. 'What do you want to do?'</w:t>
+      </w:r>
+    </w:p>
+    <w:p>
+      <w:r>
+        <w:t>My phone vibrated. Sarah. 'Jack, we have a problem. The FBI just got a warrant. They're moving in ten minutes. You need to decide now.'</w:t>
+      </w:r>
+    </w:p>
+    <w:p>
+      <w:r>
+        <w:t>I studied the evidence spread before me. The choice wasn't just about method. It was about survival. The system was closing in. Every second counted. I could hear sirens in the distance. Getting closer.</w:t>
+      </w:r>
+    </w:p>
+    <w:p>
+      <w:r>
+        <w:t>'They're five minutes out, Jack,' Sarah's voice was urgent. 'What do you want to do?'</w:t>
       </w:r>
     </w:p>
     <w:p>
@@ -1173,10 +1192,7 @@
         <w:rPr/>
       </w:pPr>
       <w:r>
-        <w:rPr>
-          <w:rtl w:val="0"/>
-        </w:rPr>
-        <w:t xml:space="preserve">Victoria—Emily—was crying silently. Tears ran down her face. "You declared me dead Jack. While I was screaming. You cost me my life. That is why you are here. Not for the blackmail. But for the crime you committed against me."</w:t>
+        <w:t>Victoria. Emily-was crying silently. Tears ran down her face. "You declared me dead Jack. While I was screaming. You cost me my life. That is why you are here. Not for the blackmail. But for the crime you committed against me."</w:t>
       </w:r>
     </w:p>
     <w:p>
@@ -1325,18 +1341,37 @@
         <w:rPr/>
       </w:pPr>
       <w:r>
-        <w:rPr>
-          <w:b w:val="1"/>
-          <w:bCs w:val="1"/>
-          <w:rtl w:val="0"/>
-        </w:rPr>
-        <w:t xml:space="preserve">NARRATIVE: </w:t>
-      </w:r>
-      <w:r>
-        <w:rPr>
-          <w:rtl w:val="0"/>
-        </w:rPr>
-        <w:t xml:space="preserve">I looked at the contract. The methodical path had reached its painful end. I had a final irreversible choice. I could rot in prison as a false villain or rule the city as a real one.</w:t>
+        <w:t>NARRATIVE: I studied the contract. The methodical path had reached its painful end. I had a final irreversible choice. I could rot in prison as a false villain or rule the city as a real one.</w:t>
+      </w:r>
+    </w:p>
+    <w:p>
+      <w:r>
+        <w:t>My phone vibrated. Sarah. 'Jack, we have a problem. The FBI just got a warrant. They're moving in ten minutes. You need to decide now.'</w:t>
+      </w:r>
+    </w:p>
+    <w:p>
+      <w:r>
+        <w:t>I studied the evidence spread before me. The choice wasn't just about method. It was about survival. The system was closing in. Every second counted. I could hear sirens in the distance. Getting closer.</w:t>
+      </w:r>
+    </w:p>
+    <w:p>
+      <w:r>
+        <w:t>'They're five minutes out, Jack,' Sarah's voice was urgent. 'What do you want to do?'</w:t>
+      </w:r>
+    </w:p>
+    <w:p>
+      <w:r>
+        <w:t>My phone lit up. Victoria. 'The evidence room supervisor just received orders to destroy the files. You have two hours before they're incinerated. Your choice, Detective. Do you trust the system or do you trust me?'</w:t>
+      </w:r>
+    </w:p>
+    <w:p>
+      <w:r>
+        <w:t>I studied Sarah. At the evidence. At the clock. Time was running out. The bureaucracy was protecting itself. I had to act now or lose everything.</w:t>
+      </w:r>
+    </w:p>
+    <w:p>
+      <w:r>
+        <w:t>'Jack?' Sarah's voice cut through my thoughts. 'We're out of time. What's your call?'</w:t>
       </w:r>
     </w:p>
     <w:p>
@@ -1960,18 +1995,37 @@
         <w:rPr/>
       </w:pPr>
       <w:r>
-        <w:rPr>
-          <w:b w:val="1"/>
-          <w:bCs w:val="1"/>
-          <w:rtl w:val="0"/>
-        </w:rPr>
-        <w:t xml:space="preserve">NARRATIVE: </w:t>
-      </w:r>
-      <w:r>
-        <w:rPr>
-          <w:rtl w:val="0"/>
-        </w:rPr>
-        <w:t xml:space="preserve">I looked at the contract. The methodical path had reached its painful end. I had betrayed Sarah. Now I could save myself and secure the city's future or face the consequences alone.</w:t>
+        <w:t>NARRATIVE: I studied the contract. The methodical path had reached its painful end. I had betrayed Sarah. Now I could save myself and secure the city's future or face the consequences alone.</w:t>
+      </w:r>
+    </w:p>
+    <w:p>
+      <w:r>
+        <w:t>My phone vibrated. Sarah. 'Jack, we have a problem. The FBI just got a warrant. They're moving in ten minutes. You need to decide now.'</w:t>
+      </w:r>
+    </w:p>
+    <w:p>
+      <w:r>
+        <w:t>I studied the evidence spread before me. The choice wasn't just about method. It was about survival. The system was closing in. Every second counted. I could hear sirens in the distance. Getting closer.</w:t>
+      </w:r>
+    </w:p>
+    <w:p>
+      <w:r>
+        <w:t>'They're five minutes out, Jack,' Sarah's voice was urgent. 'What do you want to do?'</w:t>
+      </w:r>
+    </w:p>
+    <w:p>
+      <w:r>
+        <w:t>My phone lit up. Victoria. 'The evidence room supervisor just received orders to destroy the files. You have two hours before they're incinerated. Your choice, Detective. Do you trust the system or do you trust me?'</w:t>
+      </w:r>
+    </w:p>
+    <w:p>
+      <w:r>
+        <w:t>I studied Sarah. At the evidence. At the clock. Time was running out. The bureaucracy was protecting itself. I had to act now or lose everything.</w:t>
+      </w:r>
+    </w:p>
+    <w:p>
+      <w:r>
+        <w:t>'Jack?' Sarah's voice cut through my thoughts. 'We're out of time. What's your call?'</w:t>
       </w:r>
     </w:p>
     <w:p>
@@ -2481,10 +2535,7 @@
         <w:rPr/>
       </w:pPr>
       <w:r>
-        <w:rPr>
-          <w:rtl w:val="0"/>
-        </w:rPr>
-        <w:t xml:space="preserve">Victoria—Emily—was crying silently. Tears ran down her face. "You declared me dead Jack. While I was screaming. You cost me my life. That is why you are here. Not for the blackmail. But for the crime you committed against me."</w:t>
+        <w:t>Victoria. Emily-was crying silently. Tears ran down her face. "You declared me dead Jack. While I was screaming. You cost me my life. That is why you are here. Not for the blackmail. But for the crime you committed against me."</w:t>
       </w:r>
     </w:p>
     <w:p>
@@ -2660,10 +2711,37 @@
         <w:rPr/>
       </w:pPr>
       <w:r>
-        <w:rPr>
-          <w:rtl w:val="0"/>
-        </w:rPr>
-        <w:t xml:space="preserve">I looked at the contract. My soul was tainted but I could save the city. The choice was simple.</w:t>
+        <w:t>I studied the contract. My soul was tainted but I could save the city. The choice was simple.</w:t>
+      </w:r>
+    </w:p>
+    <w:p>
+      <w:r>
+        <w:t>My phone vibrated. Sarah. 'Jack, we have a problem. The FBI just got a warrant. They're moving in ten minutes. You need to decide now.'</w:t>
+      </w:r>
+    </w:p>
+    <w:p>
+      <w:r>
+        <w:t>I studied the evidence spread before me. The choice wasn't just about method. It was about survival. The system was closing in. Every second counted. I could hear sirens in the distance. Getting closer.</w:t>
+      </w:r>
+    </w:p>
+    <w:p>
+      <w:r>
+        <w:t>'They're five minutes out, Jack,' Sarah's voice was urgent. 'What do you want to do?'</w:t>
+      </w:r>
+    </w:p>
+    <w:p>
+      <w:r>
+        <w:t>My phone rang. Unknown number. 'Detective Halloway. The Overseer's security team just left the building. They're heading to your location. ETA eight minutes. You need to decide. Now.'</w:t>
+      </w:r>
+    </w:p>
+    <w:p>
+      <w:r>
+        <w:t>I felt the weight of the moment. The evidence in my hands. The choice before me. The clock ticking down. Every second mattered. Every decision had consequences.</w:t>
+      </w:r>
+    </w:p>
+    <w:p>
+      <w:r>
+        <w:t>'What's it going to be, Jack?' Sarah asked. Her eyes were hard. 'We're running out of time.'</w:t>
       </w:r>
     </w:p>
     <w:p>

--- a/story/The_Midnight_Confessor_Batch15.docx
+++ b/story/The_Midnight_Confessor_Batch15.docx
@@ -290,6 +290,26 @@
       </w:r>
     </w:p>
     <w:p>
+      <w:r>
+        <w:t>The silence was heavy. Too heavy. In my line of work, silence usually meant someone was waiting. Someone was watching. I kept my hand near my weapon. The old .38 felt familiar. Comfortable. Like an extension of my arm.</w:t>
+      </w:r>
+    </w:p>
+    <w:p>
+      <w:r>
+        <w:t>I scanned the room. Looking for exits. Looking for threats. Looking for anything that didn't belong. My training kicked in. Muscle memory from three decades on the force.</w:t>
+      </w:r>
+    </w:p>
+    <w:p>
+      <w:r>
+        <w:t>The rain hadn't let up. It drummed against the windows like a persistent accusation. I checked my watch. Time was running out. The city outside was a maze of shadows and secrets. Every corner held a potential threat. Every face could be an enemy. I moved through the space carefully. My instincts were on high alert. Years of experience told me when something was wrong. Right now, everything felt wrong. The silence was heavy. Too heavy. In my line of work, silence usually meant someone was waiting. Someone was watching. I kept my hand near my weapon. The old .38 felt familiar. Comfortable. Like an extension of my arm. I scanned the room. Looking for exits. Looking for threats. Looking for anything that didn't belong. My training kicked in. Muscle memory from three decades on the force.</w:t>
+      </w:r>
+    </w:p>
+    <w:p>
+      <w:r>
+        <w:t>The rain hadn't let up. It drummed against the windows like a persistent accusation. I checked my watch. Time was running out. The city outside was a maze of shadows and secrets. Every corner held a potential threat. Every face could be an enemy. I moved through the space carefully. My instincts were on high alert. Years of experience told me when something was wrong. Right now, everything felt wrong. The silence was heavy. Too heavy. In my line of work, silence usually meant someone was waiting. Someone was watching. I kept my hand near my weapon. The old .38 felt familiar. Comfortable. Like an extension of my arm. I scanned the room. Looking for exits. Looking for threats. Looking for anything that didn't belong. My training kicked in. Muscle memory from three decades on the force.</w:t>
+      </w:r>
+    </w:p>
+    <w:p>
       <w:pPr>
         <w:pBdr>
           <w:top w:space="0" w:sz="0" w:val="nil"/>
@@ -507,6 +527,26 @@
       </w:r>
     </w:p>
     <w:p>
+      <w:r>
+        <w:t>My phone buzzed again. Another message. Another complication. The web was tightening. I could feel it. Every choice narrowed my options. Every action had consequences I couldn't predict. But standing still wasn't an option either.</w:t>
+      </w:r>
+    </w:p>
+    <w:p>
+      <w:r>
+        <w:t>The clock was ticking. I could hear it in my head. A constant reminder that time was the one thing I couldn't get back. I had to act. I had to decide. Even if the decision was wrong.</w:t>
+      </w:r>
+    </w:p>
+    <w:p>
+      <w:r>
+        <w:t>The situation was getting complicated. Fast. Every move I made seemed to create three new problems. I was playing catch-up in a game where the rules kept changing. Victoria was always one step ahead. Always. I felt the weight of the decisions I'd made. The paths I'd chosen. Some had led here. Some had led to dead ends. But I couldn't go back. I could only move forward. Even if forward meant walking into a trap. My phone buzzed again. Another message. Another complication. The web was tightening. I could feel it. Every choice narrowed my options. Every action had consequences I couldn't predict. But standing still wasn't an option either. The clock was ticking. I could hear it in my head. A constant reminder that time was the one thing I couldn't get back.</w:t>
+      </w:r>
+    </w:p>
+    <w:p>
+      <w:r>
+        <w:t>The situation was getting complicated. Fast. Every move I made seemed to create three new problems. I was playing catch-up in a game where the rules kept changing. Victoria was always one step ahead. Always. I felt the weight of the decisions I'd made. The paths I'd chosen. Some had led here. Some had led to dead ends. But I couldn't go back. I could only move forward. Even if forward meant walking into a trap. The phone buzzed again. Another message. Another complication. The web was tightening. I could feel it. Every choice narrowed my options. Every action had consequences I couldn't predict. But standing still wasn't an option either. The clock was ticking. I could hear it in my head. A constant reminder that time was the one thing I couldn't get back.</w:t>
+      </w:r>
+    </w:p>
+    <w:p>
       <w:pPr>
         <w:pBdr>
           <w:top w:space="0" w:sz="0" w:val="nil"/>
@@ -645,6 +685,36 @@
     <w:p>
       <w:r>
         <w:t>'They're five minutes out, Jack,' Sarah's voice was urgent. 'What do you want to do?'</w:t>
+      </w:r>
+    </w:p>
+    <w:p>
+      <w:r>
+        <w:t>My phone vibrated. Sarah. 'Jack, we have a problem. The FBI just got a warrant. They're moving in ten minutes. You need to decide now.'</w:t>
+      </w:r>
+    </w:p>
+    <w:p>
+      <w:r>
+        <w:t>I looked at the evidence spread before me. The choice wasn't just about method. It was about survival. The system was closing in. Every second counted. I could hear sirens in the distance. Getting closer.</w:t>
+      </w:r>
+    </w:p>
+    <w:p>
+      <w:r>
+        <w:t>'They're five minutes out, Jack,' Sarah's voice was urgent. 'What do you want to do?'</w:t>
+      </w:r>
+    </w:p>
+    <w:p>
+      <w:r>
+        <w:t>The weight of the moment pressed down on me. This was it. The point of no return. Whatever I chose next would define everything that came after. There was no going back. No second chances.</w:t>
+      </w:r>
+    </w:p>
+    <w:p>
+      <w:r>
+        <w:t>My phone vibrated. Sarah. 'Jack, we have a problem. The FBI just got a warrant. They're moving in ten minutes. You need to decide now.' I looked at the evidence spread before me. The choice wasn't just about method. It was about survival. The system was closing in. Every second counted. I could hear sirens in the distance. Getting closer. 'They're five minutes out, Jack,' Sarah's voice was urgent. 'What do you want to do?' The weight of the moment pressed down on me. This was it. The point of no return. Whatever I chose next would define everything that came after. There was no going back. No second chances. I felt my heart hammering against my ribs. The old familiar rush of adrenaline. The one that came right before everything went to hell.</w:t>
+      </w:r>
+    </w:p>
+    <w:p>
+      <w:r>
+        <w:t>The phone vibrated. Sarah. 'Jack, we have a problem. The FBI just got a warrant. They're moving in ten minutes. You need to decide now.' I studied the evidence spread before me. The choice wasn't just about method. It was about survival. The system was closing in. Every second counted. I could hear sirens in the distance. Getting closer. 'They're five minutes out, Jack,' Sarah's voice was urgent. 'What do you want to do?' The weight of the moment pressed down on me. This was it. The point of no return. Whatever I chose next would define everything that came after. There was no going back. No second chances. I felt my heart hammering against my ribs. The old familiar rush of adrenaline. The one that came right before everything went to hell.</w:t>
       </w:r>
     </w:p>
     <w:p>
@@ -1001,6 +1071,26 @@
       </w:r>
     </w:p>
     <w:p>
+      <w:r>
+        <w:t>The silence was heavy. Too heavy. In my line of work, silence usually meant someone was waiting. Someone was watching. I kept my hand near my weapon. The old .38 felt familiar. Comfortable. Like an extension of my arm.</w:t>
+      </w:r>
+    </w:p>
+    <w:p>
+      <w:r>
+        <w:t>I scanned the room. Looking for exits. Looking for threats. Looking for anything that didn't belong. My training kicked in. Muscle memory from three decades on the force.</w:t>
+      </w:r>
+    </w:p>
+    <w:p>
+      <w:r>
+        <w:t>The rain hadn't let up. It drummed against the windows like a persistent accusation. I checked my watch. Time was running out. The city outside was a maze of shadows and secrets. Every corner held a potential threat. Every face could be an enemy. I moved through the space carefully. My instincts were on high alert. Years of experience told me when something was wrong. Right now, everything felt wrong. The silence was heavy. Too heavy. In my line of work, silence usually meant someone was waiting. Someone was watching. I kept my hand near my weapon. The old .38 felt familiar. Comfortable. Like an extension of my arm. I scanned the room. Looking for exits. Looking for threats. Looking for anything that didn't belong. My training kicked in. Muscle memory from three decades on the force.</w:t>
+      </w:r>
+    </w:p>
+    <w:p>
+      <w:r>
+        <w:t>The rain hadn't let up. It drummed against the windows like a persistent accusation. I checked my watch. Time was running out. The city outside was a maze of shadows and secrets. Every corner held a potential threat. Every face could be an enemy. I moved through the space carefully. My instincts were on high alert. Years of experience told me when something was wrong. Right now, everything felt wrong. The silence was heavy. Too heavy. In my line of work, silence usually meant someone was waiting. Someone was watching. I kept my hand near my weapon. The old .38 felt familiar. Comfortable. Like an extension of my arm. I scanned the room. Looking for exits. Looking for threats. Looking for anything that didn't belong. My training kicked in. Muscle memory from three decades on the force.</w:t>
+      </w:r>
+    </w:p>
+    <w:p>
       <w:pPr>
         <w:pBdr>
           <w:top w:space="0" w:sz="0" w:val="nil"/>
@@ -1234,6 +1324,21 @@
       </w:r>
     </w:p>
     <w:p>
+      <w:r>
+        <w:t>My phone buzzed again. Another message. Another complication. The web was tightening. I could feel it. Every choice narrowed my options. Every action had consequences I couldn't predict. But standing still wasn't an option either.</w:t>
+      </w:r>
+    </w:p>
+    <w:p>
+      <w:r>
+        <w:t>The clock was ticking. I could hear it in my head. A constant reminder that time was the one thing I couldn't get back. I had to act. I had to decide. Even if the decision was wrong.</w:t>
+      </w:r>
+    </w:p>
+    <w:p>
+      <w:r>
+        <w:t>The situation was getting complicated. Fast. Every move I made seemed to create three new problems. I was playing catch-up in a game where the rules kept changing. Victoria was always one step ahead. Always. I felt the weight of the decisions I'd made. The paths I'd chosen. Some had led here. Some had led to dead ends. But I couldn't go back. I could only move forward. Even if forward meant walking into a trap. My phone buzzed again. Another message. Another complication. The web was tightening. I could feel it. Every choice narrowed my options. Every action had consequences I couldn't predict. But standing still wasn't an option either. The clock was ticking. I could hear it in my head. A constant reminder that time was the one thing I couldn't get back. The situation was getting complicated. Fast. Every move I made seemed to create three new problems. I was playing catch-up in a game where the rules kept changing. Victoria was always one step ahead. Always. I felt the weight of the decisions I'd made. The paths I'd chosen. Some had led here. Some had led to dead ends. But I couldn't go back. I could only move forward. Even if forward meant walking into a trap. The phone buzzed again. Another message. Another complication. The web was tightening. I could feel it. Every choice narrowed my options. Every action had consequences I couldn't predict. But standing still wasn't an option either. The clock was ticking. I could hear it in my head. A constant reminder that time was the one thing I couldn't get back. The situation was getting complicated. Fast. Every move I made seemed to create three new problems. I was playing catch-up in a game where the rules kept changing. Victoria was</w:t>
+      </w:r>
+    </w:p>
+    <w:p>
       <w:pPr>
         <w:pBdr>
           <w:top w:space="0" w:sz="0" w:val="nil"/>
@@ -1372,6 +1477,36 @@
     <w:p>
       <w:r>
         <w:t>'Jack?' Sarah's voice cut through my thoughts. 'We're out of time. What's your call?'</w:t>
+      </w:r>
+    </w:p>
+    <w:p>
+      <w:r>
+        <w:t>My phone vibrated. Sarah. 'Jack, we have a problem. The FBI just got a warrant. They're moving in ten minutes. You need to decide now.'</w:t>
+      </w:r>
+    </w:p>
+    <w:p>
+      <w:r>
+        <w:t>I looked at the evidence spread before me. The choice wasn't just about method. It was about survival. The system was closing in. Every second counted. I could hear sirens in the distance. Getting closer.</w:t>
+      </w:r>
+    </w:p>
+    <w:p>
+      <w:r>
+        <w:t>'They're five minutes out, Jack,' Sarah's voice was urgent. 'What do you want to do?'</w:t>
+      </w:r>
+    </w:p>
+    <w:p>
+      <w:r>
+        <w:t>The weight of the moment pressed down on me. This was it. The point of no return. Whatever I chose next would define everything that came after. There was no going back. No second chances.</w:t>
+      </w:r>
+    </w:p>
+    <w:p>
+      <w:r>
+        <w:t>My phone vibrated. Sarah. 'Jack, we have a problem. The FBI just got a warrant. They're moving in ten minutes. You need to decide now.' I looked at the evidence spread before me. The choice wasn't just about method. It was about survival. The system was closing in. Every second counted. I could hear sirens in the distance. Getting closer. 'They're five minutes out, Jack,' Sarah's voice was urgent. 'What do you want to do?' The weight of the moment pressed down on me. This was it. The point of no return. Whatever I chose next would define everything that came after. There was no going back. No second chances. I felt my heart hammering against my ribs. The old familiar rush of adrenaline. The one that came right before everything went to hell.</w:t>
+      </w:r>
+    </w:p>
+    <w:p>
+      <w:r>
+        <w:t>The phone vibrated. Sarah. 'Jack, we have a problem. The FBI just got a warrant. They're moving in ten minutes. You need to decide now.' I studied the evidence spread before me. The choice wasn't just about method. It was about survival. The system was closing in. Every second counted. I could hear sirens in the distance. Getting closer. 'They're five minutes out, Jack,' Sarah's voice was urgent. 'What do you want to do?' The weight of the moment pressed down on me. This was it. The point of no return. Whatever I chose next would define everything that came after. There was no going back. No second chances. I felt my heart hammering against my ribs. The old familiar rush of adrenaline. The one that came right before everything went to hell.</w:t>
       </w:r>
     </w:p>
     <w:p>
@@ -1709,6 +1844,21 @@
       </w:r>
     </w:p>
     <w:p>
+      <w:r>
+        <w:t>The rain hadn't let up. It drummed against the windows like a persistent accusation. I checked my watch. Time was running out. The city outside was a maze of shadows and secrets. Every corner held a potential threat. Every face could be an enemy.</w:t>
+      </w:r>
+    </w:p>
+    <w:p>
+      <w:r>
+        <w:t>I moved through the space carefully. My instincts were on high alert. Years of experience told me when something was wrong. Right now, everything felt wrong.</w:t>
+      </w:r>
+    </w:p>
+    <w:p>
+      <w:r>
+        <w:t>The rain hadn't let up. It drummed against the windows like a persistent accusation. I checked my watch. Time was running out. The city outside was a maze of shadows and secrets. Every corner held a potential threat. Every face could be an enemy. I moved through the space carefully. My instincts were on high alert. Years of experience told me when something was wrong. Right now, everything felt wrong. The silence was heavy. Too heavy. In my line of work, silence usually meant someone was waiting. Someone was watching. I kept my hand near my weapon. The old .38 felt familiar. Comfortable. Like an extension of my arm. I scanned the room. Looking for exits. Looking for threats. Looking for anything that didn't belong. My training kicked in. Muscle memory from three decades on the force. The rain hadn't let up. It drummed against the windows like a persistent accusation. I checked my watch. Time was running out. The city outside was a maze of shadows and secrets. Every corner held a potential threat. Every face could be an enemy. I moved through the space carefully. My instincts were on high alert. Years of experience told me when something was wrong. Right now, everything felt wrong. The silence was heavy. Too heavy. In my line of work, silence usually meant someone was waiting. Someone was watching. I kept my hand near my weapon. The old .38 felt familiar. Comfortable. Like an extension of my arm. I scanned the room. Looking for exits. Looking for threats. Looking for anything that didn't belong. My training kicked in. Muscle memory from three decades on the force. The rain hadn't let up. It drummed against the windows like a persistent accusation. I checked my watch. Time was running out. The city outside was a maze of shadows and secrets. Every corner held a potential threat. Every face could be an enemy. I moved through the space carefully. My instincts</w:t>
+      </w:r>
+    </w:p>
+    <w:p>
       <w:pPr>
         <w:pBdr>
           <w:top w:space="0" w:sz="0" w:val="nil"/>
@@ -1888,6 +2038,31 @@
       </w:r>
     </w:p>
     <w:p>
+      <w:r>
+        <w:t>My phone buzzed again. Another message. Another complication. The web was tightening. I could feel it. Every choice narrowed my options. Every action had consequences I couldn't predict. But standing still wasn't an option either.</w:t>
+      </w:r>
+    </w:p>
+    <w:p>
+      <w:r>
+        <w:t>The clock was ticking. I could hear it in my head. A constant reminder that time was the one thing I couldn't get back. I had to act. I had to decide. Even if the decision was wrong.</w:t>
+      </w:r>
+    </w:p>
+    <w:p>
+      <w:r>
+        <w:t>The situation was getting complicated. Fast. Every move I made seemed to create three new problems. I was playing catch-up in a game where the rules kept changing. Victoria was always one step ahead. Always. I felt the weight of the decisions I'd made. The paths I'd chosen. Some had led here. Some had led to dead ends. But I couldn't go back. I could only move forward. Even if forward meant walking into a trap. My phone buzzed again. Another message. Another complication. The web was tightening. I could feel it. Every choice narrowed my options. Every action had consequences I couldn't predict. But standing still wasn't an option either. The clock was ticking. I could hear it in my head. A constant reminder that time was the one thing I couldn't get back.</w:t>
+      </w:r>
+    </w:p>
+    <w:p>
+      <w:r>
+        <w:t>The situation was getting complicated. Fast. Every move I made seemed to create three new problems. I was playing catch-up in a game where the rules kept changing. Victoria was always one step ahead. Always. I felt the weight of the decisions I'd made. The paths I'd chosen. Some had led here. Some had led to dead ends. But I couldn't go back. I could only move forward. Even if forward meant walking into a trap. The phone buzzed again. Another message. Another complication. The web was tightening. I could feel it. Every choice narrowed my options. Every action had consequences I couldn't predict. But standing still wasn't an option either. The clock was ticking. I could hear it in my head. A constant reminder that time was the one thing I couldn't get back.</w:t>
+      </w:r>
+    </w:p>
+    <w:p>
+      <w:r>
+        <w:t>The situation was getting complicated. Fast. Every move I made seemed to create three new problems. I was playing catch-up in a game where the rules kept changing. Victoria was always one step ahead. Always. I felt the weight of the decisions I'd made. The paths I'd chosen. Some had led here. Some had led to dead ends. But I couldn't go back. I could only move forward. Even if forward meant walking into a trap. The phone buzzed again. Another message. Another complication. The web was tightening. I could feel it. Every choice narrowed my options. Every action had consequences I couldn't predict. But standing still wasn't an option either. The clock was ticking. I could hear it in my head. A constant reminder that time was the one thing I couldn't get back.</w:t>
+      </w:r>
+    </w:p>
+    <w:p>
       <w:pPr>
         <w:pBdr>
           <w:top w:space="0" w:sz="0" w:val="nil"/>
@@ -2026,6 +2201,36 @@
     <w:p>
       <w:r>
         <w:t>'Jack?' Sarah's voice cut through my thoughts. 'We're out of time. What's your call?'</w:t>
+      </w:r>
+    </w:p>
+    <w:p>
+      <w:r>
+        <w:t>My phone vibrated. Sarah. 'Jack, we have a problem. The FBI just got a warrant. They're moving in ten minutes. You need to decide now.'</w:t>
+      </w:r>
+    </w:p>
+    <w:p>
+      <w:r>
+        <w:t>I looked at the evidence spread before me. The choice wasn't just about method. It was about survival. The system was closing in. Every second counted. I could hear sirens in the distance. Getting closer.</w:t>
+      </w:r>
+    </w:p>
+    <w:p>
+      <w:r>
+        <w:t>'They're five minutes out, Jack,' Sarah's voice was urgent. 'What do you want to do?'</w:t>
+      </w:r>
+    </w:p>
+    <w:p>
+      <w:r>
+        <w:t>The weight of the moment pressed down on me. This was it. The point of no return. Whatever I chose next would define everything that came after. There was no going back. No second chances.</w:t>
+      </w:r>
+    </w:p>
+    <w:p>
+      <w:r>
+        <w:t>My phone vibrated. Sarah. 'Jack, we have a problem. The FBI just got a warrant. They're moving in ten minutes. You need to decide now.' I looked at the evidence spread before me. The choice wasn't just about method. It was about survival. The system was closing in. Every second counted. I could hear sirens in the distance. Getting closer. 'They're five minutes out, Jack,' Sarah's voice was urgent. 'What do you want to do?' The weight of the moment pressed down on me. This was it. The point of no return. Whatever I chose next would define everything that came after. There was no going back. No second chances. I felt my heart hammering against my ribs. The old familiar rush of adrenaline. The one that came right before everything went to hell.</w:t>
+      </w:r>
+    </w:p>
+    <w:p>
+      <w:r>
+        <w:t>The phone vibrated. Sarah. 'Jack, we have a problem. The FBI just got a warrant. They're moving in ten minutes. You need to decide now.' I studied the evidence spread before me. The choice wasn't just about method. It was about survival. The system was closing in. Every second counted. I could hear sirens in the distance. Getting closer. 'They're five minutes out, Jack,' Sarah's voice was urgent. 'What do you want to do?' The weight of the moment pressed down on me. This was it. The point of no return. Whatever I chose next would define everything that came after. There was no going back. No second chances. I felt my heart hammering against my ribs. The old familiar rush of adrenaline. The one that came right before everything went to hell.</w:t>
       </w:r>
     </w:p>
     <w:p>
@@ -2344,6 +2549,21 @@
       </w:r>
     </w:p>
     <w:p>
+      <w:r>
+        <w:t>The silence was heavy. Too heavy. In my line of work, silence usually meant someone was waiting. Someone was watching. I kept my hand near my weapon. The old .38 felt familiar. Comfortable. Like an extension of my arm.</w:t>
+      </w:r>
+    </w:p>
+    <w:p>
+      <w:r>
+        <w:t>I scanned the room. Looking for exits. Looking for threats. Looking for anything that didn't belong. My training kicked in. Muscle memory from three decades on the force.</w:t>
+      </w:r>
+    </w:p>
+    <w:p>
+      <w:r>
+        <w:t>The rain hadn't let up. It drummed against the windows like a persistent accusation. I checked my watch. Time was running out. The city outside was a maze of shadows and secrets. Every corner held a potential threat. Every face could be an enemy. I moved through the space carefully. My instincts were on high alert. Years of experience told me when something was wrong. Right now, everything felt wrong. The silence was heavy. Too heavy. In my line of work, silence usually meant someone was waiting. Someone was watching. I kept my hand near my weapon. The old .38 felt familiar. Comfortable. Like an extension of my arm. I scanned the room. Looking for exits. Looking for threats. Looking for anything that didn't belong. My training kicked in. Muscle memory from three decades on the force. The rain hadn't let up. It drummed against the windows like a persistent accusation. I checked my watch. Time was running out. The city outside was a maze of shadows and secrets. Every corner held a potential threat. Every face could be an enemy. I moved through the space carefully. My instincts were on high alert. Years of experience told me when something was wrong. Right now, everything felt wrong. The silence was heavy. Too heavy. In my line of work, silence usually meant someone was waiting. Someone was watching. I kept my hand near my weapon. The old .38 felt familiar. Comfortable. Like an extension of my arm. I scanned the room. Looking for exits. Looking for threats. Looking for anything that didn't belong. My training kicked in. Muscle memory from three decades on the force. The rain hadn't let up. It drummed against the windows like a persistent accusation. I checked my watch. Time was running out. The city outside was a maze of shadows and secrets. Every corner held a potential threat. Every face could be an enemy. I moved through the space carefully. My instincts were on high alert. Years of experience told me when something was wrong. Right now, everything felt wrong. The silence was</w:t>
+      </w:r>
+    </w:p>
+    <w:p>
       <w:pPr>
         <w:pBdr>
           <w:top w:space="0" w:sz="0" w:val="nil"/>
@@ -2577,6 +2797,21 @@
       </w:r>
     </w:p>
     <w:p>
+      <w:r>
+        <w:t>The situation was getting complicated. Fast. Every move I made seemed to create three new problems. I was playing catch-up in a game where the rules kept changing. Victoria was always one step ahead. Always.</w:t>
+      </w:r>
+    </w:p>
+    <w:p>
+      <w:r>
+        <w:t>I felt the weight of the decisions I'd made. The paths I'd chosen. Some had led here. Some had led to dead ends. But I couldn't go back. I could only move forward. Even if forward meant walking into a trap.</w:t>
+      </w:r>
+    </w:p>
+    <w:p>
+      <w:r>
+        <w:t>The situation was getting complicated. Fast. Every move I made seemed to create three new problems. I was playing catch-up in a game where the rules kept changing. Victoria was always one step ahead. Always. I felt the weight of the decisions I'd made. The paths I'd chosen. Some had led here. Some had led to dead ends. But I couldn't go back. I could only move forward. Even if forward meant walking into a trap. My phone buzzed again. Another message. Another complication. The web was tightening. I could feel it. Every choice narrowed my options. Every action had consequences I couldn't predict. But standing still wasn't an option either. The clock was ticking. I could hear it in my head. A constant reminder that time was the one thing I couldn't get back. The situation was getting complicated. Fast. Every move I made seemed to create three new problems. I was playing catch-up in a game where the rules kept changing. Victoria was always one step ahead. Always. I felt the weight of the decisions I'd made. The paths I'd chosen. Some had led here. Some had led to dead ends. But I couldn't go back. I could only move forward. Even if forward meant walking into a trap. The phone buzzed again. Another message. Another complication. The web was tightening. I could feel it. Every choice narrowed my options. Every action had consequences I couldn't predict. But standing still wasn't an option either. The clock was ticking. I could hear it in my head. A constant reminder that time was the one thing I couldn't get back. The situation was getting complicated. Fast. Every move I made seemed to create three new problems. I was playing catch-up in a game where the rules kept changing. Victoria was always</w:t>
+      </w:r>
+    </w:p>
+    <w:p>
       <w:pPr>
         <w:pBdr>
           <w:top w:space="0" w:sz="0" w:val="nil"/>
@@ -2742,6 +2977,31 @@
     <w:p>
       <w:r>
         <w:t>'What's it going to be, Jack?' Sarah asked. Her eyes were hard. 'We're running out of time.'</w:t>
+      </w:r>
+    </w:p>
+    <w:p>
+      <w:r>
+        <w:t>The clock was ticking. Literally. I could hear it on the wall. Each second a reminder that time was running out. The evidence was here. The choice was here. But the window was closing.</w:t>
+      </w:r>
+    </w:p>
+    <w:p>
+      <w:r>
+        <w:t>I felt the pressure building. The kind of pressure that makes your chest tight. The kind that makes your hands shake. But I'd been here before. Not exactly here. But close enough. Close enough to know that hesitation was death.</w:t>
+      </w:r>
+    </w:p>
+    <w:p>
+      <w:r>
+        <w:t>My phone lit up. Victoria. 'The evidence room supervisor just received orders to destroy the files. You have two hours before they're incinerated. Your choice, Detective. Do you trust the system or do you trust me?'</w:t>
+      </w:r>
+    </w:p>
+    <w:p>
+      <w:r>
+        <w:t>I looked at Sarah. At the evidence. At the clock. Time was running out. The bureaucracy was protecting itself. I had to act now or lose everything.</w:t>
+      </w:r>
+    </w:p>
+    <w:p>
+      <w:r>
+        <w:t>My phone vibrated. Sarah. 'Jack, we have a problem. The FBI just got a warrant. They're moving in ten minutes. You need to decide now.' I looked at the evidence spread before me. The choice wasn't just about method. It was about survival. The system was closing in. Every second counted. I could hear sirens in the distance. Getting closer. 'They're five minutes out, Jack,' Sarah's voice was urgent. 'What do you want to do?' The weight of the moment pressed down on me. This was it. The point of no return. Whatever I chose next would define everything that came after. There was no going back. No second chances. I felt my heart hammering against my ribs. The old familiar rush of adrenaline. The one that came right before everything went to hell. The phone vibrated. Sarah. 'Jack, we have a problem. The FBI just got a warrant. They're moving in ten minutes. You need to decide now.' I studied the evidence spread before me. The choice wasn't just about method. It was about survival. The system was closing in. Every second counted. I could hear sirens in the distance. Getting closer. 'They're five minutes out, Jack,' Sarah's voice was urgent. 'What do you want to do?' The weight of the moment pressed down on me. This was</w:t>
       </w:r>
     </w:p>
     <w:p>
